--- a/templates/line_manager_approval.docx
+++ b/templates/line_manager_approval.docx
@@ -167,6 +167,8 @@
     </w:p>
     <w:p>
       <w:pPr>
+        <w:keepNext/>
+        <w:keepLines/>
         <w:spacing w:after="20" w:before="0"/>
       </w:pPr>
       <w:r>
@@ -176,6 +178,8 @@
     </w:p>
     <w:p>
       <w:pPr>
+        <w:keepNext/>
+        <w:keepLines/>
         <w:spacing w:after="20" w:before="0"/>
       </w:pPr>
       <w:r>
@@ -185,6 +189,8 @@
     </w:p>
     <w:p>
       <w:pPr>
+        <w:keepNext/>
+        <w:keepLines/>
         <w:spacing w:after="20" w:before="0"/>
       </w:pPr>
       <w:r>
@@ -194,6 +200,8 @@
     </w:p>
     <w:p>
       <w:pPr>
+        <w:keepNext/>
+        <w:keepLines/>
         <w:spacing w:after="20" w:before="0"/>
       </w:pPr>
       <w:r>
@@ -203,6 +211,8 @@
     </w:p>
     <w:p>
       <w:pPr>
+        <w:keepNext w:val="0"/>
+        <w:keepLines/>
         <w:spacing w:after="20" w:before="0"/>
       </w:pPr>
       <w:r>
